--- a/Health&Pharmacy/MedicalAppointmentNoShows/Report_202210370311264_Al Fitra Nur Ramadhani.docx
+++ b/Health&Pharmacy/MedicalAppointmentNoShows/Report_202210370311264_Al Fitra Nur Ramadhani.docx
@@ -76,17 +76,92 @@
           <w:sz w:val="36"/>
           <w:szCs w:val="36"/>
         </w:rPr>
-        <w:t xml:space="preserve"> Data Preprocessing </w:t>
-      </w:r>
-      <w:r>
-        <w:rPr>
-          <w:b/>
-          <w:bCs/>
-          <w:sz w:val="36"/>
-          <w:szCs w:val="36"/>
-        </w:rPr>
-        <w:t>Medical Appointment No Shows</w:t>
-      </w:r>
+        <w:t xml:space="preserve"> Data Preprocessing Medical Appointment No Shows</w:t>
+      </w:r>
+    </w:p>
+    <w:p>
+      <w:pPr>
+        <w:rPr>
+          <w:b/>
+          <w:bCs/>
+        </w:rPr>
+      </w:pPr>
+      <w:r>
+        <w:rPr>
+          <w:b/>
+          <w:bCs/>
+        </w:rPr>
+        <w:t xml:space="preserve">LINK </w:t>
+      </w:r>
+      <w:proofErr w:type="gramStart"/>
+      <w:r>
+        <w:rPr>
+          <w:b/>
+          <w:bCs/>
+        </w:rPr>
+        <w:t>DATASET :</w:t>
+      </w:r>
+      <w:proofErr w:type="gramEnd"/>
+      <w:r>
+        <w:rPr>
+          <w:b/>
+          <w:bCs/>
+        </w:rPr>
+        <w:t xml:space="preserve"> </w:t>
+      </w:r>
+      <w:hyperlink r:id="rId5" w:history="1">
+        <w:r>
+          <w:rPr>
+            <w:rStyle w:val="Hyperlink"/>
+            <w:b/>
+            <w:bCs/>
+          </w:rPr>
+          <w:t>Medical Appointment No Shows</w:t>
+        </w:r>
+      </w:hyperlink>
+    </w:p>
+    <w:p>
+      <w:pPr>
+        <w:rPr>
+          <w:b/>
+          <w:bCs/>
+        </w:rPr>
+      </w:pPr>
+      <w:r>
+        <w:rPr>
+          <w:b/>
+          <w:bCs/>
+        </w:rPr>
+        <w:t xml:space="preserve">LINK GITHUB (Notebook) : </w:t>
+      </w:r>
+      <w:hyperlink r:id="rId6" w:history="1">
+        <w:r>
+          <w:rPr>
+            <w:rStyle w:val="Hyperlink"/>
+            <w:b/>
+            <w:bCs/>
+          </w:rPr>
+          <w:t xml:space="preserve">DATA-INFORMATION-KNOWLEDGE/Health&amp;Pharmacy/MedicalAppointmentNoShows/DataPreprocessing.ipynb at main · </w:t>
+        </w:r>
+        <w:proofErr w:type="spellStart"/>
+        <w:r>
+          <w:rPr>
+            <w:rStyle w:val="Hyperlink"/>
+            <w:b/>
+            <w:bCs/>
+          </w:rPr>
+          <w:t>alfitranurr</w:t>
+        </w:r>
+        <w:proofErr w:type="spellEnd"/>
+        <w:r>
+          <w:rPr>
+            <w:rStyle w:val="Hyperlink"/>
+            <w:b/>
+            <w:bCs/>
+          </w:rPr>
+          <w:t>/DATA-INFORMATION-KNOWLEDGE</w:t>
+        </w:r>
+      </w:hyperlink>
     </w:p>
     <w:p>
       <w:pPr>
@@ -1184,6 +1259,7 @@
           <w:b/>
           <w:bCs/>
         </w:rPr>
+        <w:lastRenderedPageBreak/>
         <w:t>Distribusi</w:t>
       </w:r>
       <w:proofErr w:type="spellEnd"/>
@@ -1406,7 +1482,6 @@
           <w:b/>
           <w:bCs/>
         </w:rPr>
-        <w:lastRenderedPageBreak/>
         <w:t xml:space="preserve">4. Screenshot </w:t>
       </w:r>
       <w:proofErr w:type="spellStart"/>
@@ -1536,6 +1611,9 @@
         <w:ind w:left="720"/>
       </w:pPr>
       <w:r>
+        <w:rPr>
+          <w:noProof/>
+        </w:rPr>
         <w:drawing>
           <wp:anchor distT="0" distB="0" distL="114300" distR="114300" simplePos="0" relativeHeight="251658240" behindDoc="0" locked="0" layoutInCell="1" allowOverlap="1" wp14:anchorId="2B3042D0" wp14:editId="1D62D25B">
             <wp:simplePos x="0" y="0"/>
@@ -1560,7 +1638,7 @@
                     <pic:cNvPicPr/>
                   </pic:nvPicPr>
                   <pic:blipFill>
-                    <a:blip r:embed="rId5">
+                    <a:blip r:embed="rId7">
                       <a:extLst>
                         <a:ext uri="{28A0092B-C50C-407E-A947-70E740481C1C}">
                           <a14:useLocalDpi xmlns:a14="http://schemas.microsoft.com/office/drawing/2010/main" val="0"/>
@@ -1627,6 +1705,7 @@
         <w:rPr>
           <w:b/>
           <w:bCs/>
+          <w:noProof/>
         </w:rPr>
         <w:drawing>
           <wp:anchor distT="0" distB="0" distL="114300" distR="114300" simplePos="0" relativeHeight="251659264" behindDoc="0" locked="0" layoutInCell="1" allowOverlap="1" wp14:anchorId="1804E19B" wp14:editId="64634499">
@@ -1652,7 +1731,7 @@
                     <pic:cNvPicPr/>
                   </pic:nvPicPr>
                   <pic:blipFill>
-                    <a:blip r:embed="rId6">
+                    <a:blip r:embed="rId8">
                       <a:extLst>
                         <a:ext uri="{28A0092B-C50C-407E-A947-70E740481C1C}">
                           <a14:useLocalDpi xmlns:a14="http://schemas.microsoft.com/office/drawing/2010/main" val="0"/>
@@ -3161,6 +3240,29 @@
       <w:spacing w:val="5"/>
     </w:rPr>
   </w:style>
+  <w:style w:type="character" w:styleId="Hyperlink">
+    <w:name w:val="Hyperlink"/>
+    <w:basedOn w:val="DefaultParagraphFont"/>
+    <w:uiPriority w:val="99"/>
+    <w:unhideWhenUsed/>
+    <w:rsid w:val="00A97789"/>
+    <w:rPr>
+      <w:color w:val="0563C1" w:themeColor="hyperlink"/>
+      <w:u w:val="single"/>
+    </w:rPr>
+  </w:style>
+  <w:style w:type="character" w:styleId="UnresolvedMention">
+    <w:name w:val="Unresolved Mention"/>
+    <w:basedOn w:val="DefaultParagraphFont"/>
+    <w:uiPriority w:val="99"/>
+    <w:semiHidden/>
+    <w:unhideWhenUsed/>
+    <w:rsid w:val="00A97789"/>
+    <w:rPr>
+      <w:color w:val="605E5C"/>
+      <w:shd w:val="clear" w:color="auto" w:fill="E1DFDD"/>
+    </w:rPr>
+  </w:style>
 </w:styles>
 </file>
 
